--- a/flow/20230914_vu_template/drafts/2024-03-u/07-ЧТ-свщмчч. Херсонських.docx
+++ b/flow/20230914_vu_template/drafts/2024-03-u/07-ЧТ-свщмчч. Херсонських.docx
@@ -3,33 +3,30 @@
 <w:document xmlns:mc="http://schemas.openxmlformats.org/markup-compatibility/2006" xmlns:o="urn:schemas-microsoft-com:office:office" xmlns:r="http://schemas.openxmlformats.org/officeDocument/2006/relationships" xmlns:m="http://schemas.openxmlformats.org/officeDocument/2006/math" xmlns:v="urn:schemas-microsoft-com:vml" xmlns:wp="http://schemas.openxmlformats.org/drawingml/2006/wordprocessingDrawing" xmlns:w10="urn:schemas-microsoft-com:office:word" xmlns:w="http://schemas.openxmlformats.org/wordprocessingml/2006/main" xmlns:wne="http://schemas.microsoft.com/office/word/2006/wordml" xmlns:sl="http://schemas.openxmlformats.org/schemaLibrary/2006/main" xmlns:a="http://schemas.openxmlformats.org/drawingml/2006/main" xmlns:pic="http://schemas.openxmlformats.org/drawingml/2006/picture" xmlns:c="http://schemas.openxmlformats.org/drawingml/2006/chart" xmlns:lc="http://schemas.openxmlformats.org/drawingml/2006/lockedCanvas" xmlns:dgm="http://schemas.openxmlformats.org/drawingml/2006/diagram" xmlns:wps="http://schemas.microsoft.com/office/word/2010/wordprocessingShape" xmlns:wpg="http://schemas.microsoft.com/office/word/2010/wordprocessingGroup" xmlns:w14="http://schemas.microsoft.com/office/word/2010/wordml" xmlns:w15="http://schemas.microsoft.com/office/word/2012/wordml">
   <w:body>
     <w:p>
-      <w:pPr>
-        <w:spacing w:after="120" w:lineRule="auto"/>
-        <w:rPr>
-          <w:rFonts w:ascii="Times New Roman" w:cs="Times New Roman" w:eastAsia="Times New Roman" w:hAnsi="Times New Roman"/>
-          <w:sz w:val="24"/>
-          <w:szCs w:val="24"/>
-        </w:rPr>
-      </w:pPr>
-      <w:r>
-        <w:rPr>
-          <w:rtl w:val="0"/>
-        </w:rPr>
-      </w:r>
-    </w:p>
-    <w:p>
-      <w:pPr>
-        <w:spacing w:after="120" w:lineRule="auto"/>
-        <w:rPr>
-          <w:rFonts w:ascii="Times New Roman" w:cs="Times New Roman" w:eastAsia="Times New Roman" w:hAnsi="Times New Roman"/>
-          <w:sz w:val="24"/>
-          <w:szCs w:val="24"/>
-        </w:rPr>
-      </w:pPr>
-      <w:r>
-        <w:rPr>
-          <w:rtl w:val="0"/>
-        </w:rPr>
+      <w:r>
+        <w:rPr>
+          <w:rFonts w:ascii="Times New Roman" w:hAnsi="Times New Roman"/>
+          <w:sz w:val="24"/>
+        </w:rPr>
+        <w:t>Березень 7 Четвер</w:t>
+      </w:r>
+    </w:p>
+    <w:p>
+      <w:r>
+        <w:rPr>
+          <w:rFonts w:ascii="Times New Roman" w:hAnsi="Times New Roman"/>
+          <w:sz w:val="24"/>
+        </w:rPr>
+        <w:t>Святих священномучеників, що були єпископами в Херсоні: Василія, Єфрема, Капітона, Євгенія, Етерія й інших</w:t>
+      </w:r>
+    </w:p>
+    <w:p>
+      <w:r>
+        <w:rPr>
+          <w:rFonts w:ascii="Times New Roman" w:hAnsi="Times New Roman"/>
+          <w:sz w:val="24"/>
+        </w:rPr>
+        <w:t>Блаженного священномученика Леоніда-Леонтія Федорова</w:t>
       </w:r>
     </w:p>
     <w:p>
@@ -63,14 +60,41 @@
       </w:pPr>
       <w:r>
         <w:rPr>
-          <w:rFonts w:ascii="Times New Roman" w:cs="Times New Roman" w:eastAsia="Times New Roman" w:hAnsi="Times New Roman"/>
-          <w:i w:val="1"/>
-          <w:color w:val="ff0000"/>
-          <w:sz w:val="24"/>
-          <w:szCs w:val="24"/>
-          <w:rtl w:val="0"/>
-        </w:rPr>
-        <w:t xml:space="preserve">Священик:</w:t>
+          <w:rFonts w:ascii="Times New Roman" w:hAnsi="Times New Roman"/>
+          <w:i/>
+          <w:color w:val="FF4400"/>
+          <w:sz w:val="24"/>
+        </w:rPr>
+        <w:t>Священик:</w:t>
+      </w:r>
+      <w:r>
+        <w:rPr>
+          <w:rFonts w:ascii="Times New Roman" w:hAnsi="Times New Roman"/>
+          <w:sz w:val="24"/>
+        </w:rPr>
+        <w:t xml:space="preserve"> Благословенний Бог наш завжди, нині і повсякчас, і на віки віків.</w:t>
+      </w:r>
+    </w:p>
+    <w:p>
+      <w:pPr>
+        <w:spacing w:after="120" w:lineRule="auto"/>
+        <w:jc w:val="both"/>
+        <w:rPr>
+          <w:rFonts w:ascii="Times New Roman" w:cs="Times New Roman" w:eastAsia="Times New Roman" w:hAnsi="Times New Roman"/>
+          <w:sz w:val="24"/>
+          <w:szCs w:val="24"/>
+        </w:rPr>
+      </w:pPr>
+      <w:r>
+        <w:rPr>
+          <w:rFonts w:ascii="Times New Roman" w:cs="Times New Roman" w:eastAsia="Times New Roman" w:hAnsi="Times New Roman"/>
+          <w:i w:val="1"/>
+          <w:color w:val="ff0000"/>
+          <w:sz w:val="24"/>
+          <w:szCs w:val="24"/>
+          <w:rtl w:val="0"/>
+        </w:rPr>
+        <w:t xml:space="preserve">Вірні:</w:t>
       </w:r>
       <w:r>
         <w:rPr>
@@ -89,34 +113,130 @@
           <w:szCs w:val="24"/>
           <w:rtl w:val="0"/>
         </w:rPr>
-        <w:t xml:space="preserve">Благословенний Бог наш завжди, нині і повсякчас, і на віки віків.</w:t>
-      </w:r>
-    </w:p>
-    <w:p>
-      <w:pPr>
-        <w:spacing w:after="120" w:lineRule="auto"/>
-        <w:jc w:val="both"/>
-        <w:rPr>
-          <w:rFonts w:ascii="Times New Roman" w:cs="Times New Roman" w:eastAsia="Times New Roman" w:hAnsi="Times New Roman"/>
-          <w:sz w:val="24"/>
-          <w:szCs w:val="24"/>
-        </w:rPr>
-      </w:pPr>
-      <w:r>
-        <w:rPr>
-          <w:rFonts w:ascii="Times New Roman" w:cs="Times New Roman" w:eastAsia="Times New Roman" w:hAnsi="Times New Roman"/>
-          <w:i w:val="1"/>
-          <w:color w:val="ff0000"/>
-          <w:sz w:val="24"/>
-          <w:szCs w:val="24"/>
-          <w:rtl w:val="0"/>
-        </w:rPr>
-        <w:t xml:space="preserve">Вірні:</w:t>
-      </w:r>
-      <w:r>
-        <w:rPr>
-          <w:rFonts w:ascii="Times New Roman" w:cs="Times New Roman" w:eastAsia="Times New Roman" w:hAnsi="Times New Roman"/>
-          <w:color w:val="ff0000"/>
+        <w:t xml:space="preserve">Амінь. Слава тобі, Боже наш, слава тобі.</w:t>
+      </w:r>
+    </w:p>
+    <w:p>
+      <w:pPr>
+        <w:spacing w:after="120" w:lineRule="auto"/>
+        <w:jc w:val="both"/>
+        <w:rPr>
+          <w:rFonts w:ascii="Times New Roman" w:cs="Times New Roman" w:eastAsia="Times New Roman" w:hAnsi="Times New Roman"/>
+          <w:sz w:val="24"/>
+          <w:szCs w:val="24"/>
+        </w:rPr>
+      </w:pPr>
+      <w:r>
+        <w:rPr>
+          <w:rFonts w:ascii="Times New Roman" w:cs="Times New Roman" w:eastAsia="Times New Roman" w:hAnsi="Times New Roman"/>
+          <w:sz w:val="24"/>
+          <w:szCs w:val="24"/>
+          <w:rtl w:val="0"/>
+        </w:rPr>
+        <w:t xml:space="preserve">Царю небесний, утішителю, Душе істини,* що всюди єси і все наповняєш,* скарбе дібр і життя подателю,* прийди і вселися в нас,* і очисти нас від усякої скверни,* і спаси, Благий, душі наші.</w:t>
+      </w:r>
+    </w:p>
+    <w:p>
+      <w:pPr>
+        <w:spacing w:after="120" w:lineRule="auto"/>
+        <w:jc w:val="both"/>
+        <w:rPr>
+          <w:rFonts w:ascii="Times New Roman" w:cs="Times New Roman" w:eastAsia="Times New Roman" w:hAnsi="Times New Roman"/>
+          <w:i w:val="1"/>
+          <w:sz w:val="24"/>
+          <w:szCs w:val="24"/>
+        </w:rPr>
+      </w:pPr>
+      <w:r>
+        <w:rPr>
+          <w:rFonts w:ascii="Times New Roman" w:cs="Times New Roman" w:eastAsia="Times New Roman" w:hAnsi="Times New Roman"/>
+          <w:sz w:val="24"/>
+          <w:szCs w:val="24"/>
+          <w:rtl w:val="0"/>
+        </w:rPr>
+        <w:t xml:space="preserve">Святий Боже, святий Кріпкий, святий Безсмертний, помилуй нас </w:t>
+      </w:r>
+      <w:r>
+        <w:rPr>
+          <w:rFonts w:ascii="Times New Roman" w:cs="Times New Roman" w:eastAsia="Times New Roman" w:hAnsi="Times New Roman"/>
+          <w:i w:val="1"/>
+          <w:color w:val="ff0000"/>
+          <w:sz w:val="24"/>
+          <w:szCs w:val="24"/>
+          <w:rtl w:val="0"/>
+        </w:rPr>
+        <w:t xml:space="preserve">(3 р.)</w:t>
+      </w:r>
+      <w:r>
+        <w:rPr>
+          <w:rtl w:val="0"/>
+        </w:rPr>
+      </w:r>
+    </w:p>
+    <w:p>
+      <w:pPr>
+        <w:spacing w:after="120" w:lineRule="auto"/>
+        <w:jc w:val="both"/>
+        <w:rPr>
+          <w:rFonts w:ascii="Times New Roman" w:cs="Times New Roman" w:eastAsia="Times New Roman" w:hAnsi="Times New Roman"/>
+          <w:sz w:val="24"/>
+          <w:szCs w:val="24"/>
+        </w:rPr>
+      </w:pPr>
+      <w:r>
+        <w:rPr>
+          <w:rFonts w:ascii="Times New Roman" w:cs="Times New Roman" w:eastAsia="Times New Roman" w:hAnsi="Times New Roman"/>
+          <w:sz w:val="24"/>
+          <w:szCs w:val="24"/>
+          <w:rtl w:val="0"/>
+        </w:rPr>
+        <w:t xml:space="preserve">Слава Отцю, і Сину, і Святому Духові,* і нині і повсякчас, і на віки віків. Амінь.</w:t>
+      </w:r>
+    </w:p>
+    <w:p>
+      <w:pPr>
+        <w:spacing w:after="120" w:lineRule="auto"/>
+        <w:jc w:val="both"/>
+        <w:rPr>
+          <w:rFonts w:ascii="Times New Roman" w:cs="Times New Roman" w:eastAsia="Times New Roman" w:hAnsi="Times New Roman"/>
+          <w:sz w:val="24"/>
+          <w:szCs w:val="24"/>
+        </w:rPr>
+      </w:pPr>
+      <w:r>
+        <w:rPr>
+          <w:rFonts w:ascii="Times New Roman" w:cs="Times New Roman" w:eastAsia="Times New Roman" w:hAnsi="Times New Roman"/>
+          <w:sz w:val="24"/>
+          <w:szCs w:val="24"/>
+          <w:rtl w:val="0"/>
+        </w:rPr>
+        <w:t xml:space="preserve">Пресвята Тройце, помилуй нас;* Господи, очисти гріхи наші;* Владико, прости беззаконня наші;* Святий, завітай і зціли немочі наші імени твого ради.</w:t>
+      </w:r>
+    </w:p>
+    <w:p>
+      <w:pPr>
+        <w:spacing w:after="120" w:lineRule="auto"/>
+        <w:jc w:val="both"/>
+        <w:rPr>
+          <w:rFonts w:ascii="Times New Roman" w:cs="Times New Roman" w:eastAsia="Times New Roman" w:hAnsi="Times New Roman"/>
+          <w:i w:val="1"/>
+          <w:sz w:val="24"/>
+          <w:szCs w:val="24"/>
+        </w:rPr>
+      </w:pPr>
+      <w:r>
+        <w:rPr>
+          <w:rFonts w:ascii="Times New Roman" w:cs="Times New Roman" w:eastAsia="Times New Roman" w:hAnsi="Times New Roman"/>
+          <w:sz w:val="24"/>
+          <w:szCs w:val="24"/>
+          <w:rtl w:val="0"/>
+        </w:rPr>
+        <w:t xml:space="preserve">Господи, помилуй</w:t>
+      </w:r>
+      <w:r>
+        <w:rPr>
+          <w:rFonts w:ascii="Times New Roman" w:cs="Times New Roman" w:eastAsia="Times New Roman" w:hAnsi="Times New Roman"/>
+          <w:i w:val="1"/>
           <w:sz w:val="24"/>
           <w:szCs w:val="24"/>
           <w:rtl w:val="0"/>
@@ -126,56 +246,6 @@
       <w:r>
         <w:rPr>
           <w:rFonts w:ascii="Times New Roman" w:cs="Times New Roman" w:eastAsia="Times New Roman" w:hAnsi="Times New Roman"/>
-          <w:sz w:val="24"/>
-          <w:szCs w:val="24"/>
-          <w:rtl w:val="0"/>
-        </w:rPr>
-        <w:t xml:space="preserve">Амінь. Слава тобі, Боже наш, слава тобі.</w:t>
-      </w:r>
-    </w:p>
-    <w:p>
-      <w:pPr>
-        <w:spacing w:after="120" w:lineRule="auto"/>
-        <w:jc w:val="both"/>
-        <w:rPr>
-          <w:rFonts w:ascii="Times New Roman" w:cs="Times New Roman" w:eastAsia="Times New Roman" w:hAnsi="Times New Roman"/>
-          <w:sz w:val="24"/>
-          <w:szCs w:val="24"/>
-        </w:rPr>
-      </w:pPr>
-      <w:r>
-        <w:rPr>
-          <w:rFonts w:ascii="Times New Roman" w:cs="Times New Roman" w:eastAsia="Times New Roman" w:hAnsi="Times New Roman"/>
-          <w:sz w:val="24"/>
-          <w:szCs w:val="24"/>
-          <w:rtl w:val="0"/>
-        </w:rPr>
-        <w:t xml:space="preserve">Царю небесний, утішителю, Душе істини,* що всюди єси і все наповняєш,* скарбе дібр і життя подателю,* прийди і вселися в нас,* і очисти нас від усякої скверни,* і спаси, Благий, душі наші.</w:t>
-      </w:r>
-    </w:p>
-    <w:p>
-      <w:pPr>
-        <w:spacing w:after="120" w:lineRule="auto"/>
-        <w:jc w:val="both"/>
-        <w:rPr>
-          <w:rFonts w:ascii="Times New Roman" w:cs="Times New Roman" w:eastAsia="Times New Roman" w:hAnsi="Times New Roman"/>
-          <w:i w:val="1"/>
-          <w:sz w:val="24"/>
-          <w:szCs w:val="24"/>
-        </w:rPr>
-      </w:pPr>
-      <w:r>
-        <w:rPr>
-          <w:rFonts w:ascii="Times New Roman" w:cs="Times New Roman" w:eastAsia="Times New Roman" w:hAnsi="Times New Roman"/>
-          <w:sz w:val="24"/>
-          <w:szCs w:val="24"/>
-          <w:rtl w:val="0"/>
-        </w:rPr>
-        <w:t xml:space="preserve">Святий Боже, святий Кріпкий, святий Безсмертний, помилуй нас </w:t>
-      </w:r>
-      <w:r>
-        <w:rPr>
-          <w:rFonts w:ascii="Times New Roman" w:cs="Times New Roman" w:eastAsia="Times New Roman" w:hAnsi="Times New Roman"/>
           <w:i w:val="1"/>
           <w:color w:val="ff0000"/>
           <w:sz w:val="24"/>
@@ -207,53 +277,12 @@
           <w:szCs w:val="24"/>
           <w:rtl w:val="0"/>
         </w:rPr>
-        <w:t xml:space="preserve">Слава Отцю, і Сину, і Святому Духові,* і нині і повсякчас, і на віки віків. Амінь.</w:t>
-      </w:r>
-    </w:p>
-    <w:p>
-      <w:pPr>
-        <w:spacing w:after="120" w:lineRule="auto"/>
-        <w:jc w:val="both"/>
-        <w:rPr>
-          <w:rFonts w:ascii="Times New Roman" w:cs="Times New Roman" w:eastAsia="Times New Roman" w:hAnsi="Times New Roman"/>
-          <w:sz w:val="24"/>
-          <w:szCs w:val="24"/>
-        </w:rPr>
-      </w:pPr>
-      <w:r>
-        <w:rPr>
-          <w:rFonts w:ascii="Times New Roman" w:cs="Times New Roman" w:eastAsia="Times New Roman" w:hAnsi="Times New Roman"/>
-          <w:sz w:val="24"/>
-          <w:szCs w:val="24"/>
-          <w:rtl w:val="0"/>
-        </w:rPr>
-        <w:t xml:space="preserve">Пресвята Тройце, помилуй нас;* Господи, очисти гріхи наші;* Владико, прости беззаконня наші;* Святий, завітай і зціли немочі наші імени твого ради.</w:t>
-      </w:r>
-    </w:p>
-    <w:p>
-      <w:pPr>
-        <w:spacing w:after="120" w:lineRule="auto"/>
-        <w:jc w:val="both"/>
-        <w:rPr>
-          <w:rFonts w:ascii="Times New Roman" w:cs="Times New Roman" w:eastAsia="Times New Roman" w:hAnsi="Times New Roman"/>
-          <w:i w:val="1"/>
-          <w:sz w:val="24"/>
-          <w:szCs w:val="24"/>
-        </w:rPr>
-      </w:pPr>
-      <w:r>
-        <w:rPr>
-          <w:rFonts w:ascii="Times New Roman" w:cs="Times New Roman" w:eastAsia="Times New Roman" w:hAnsi="Times New Roman"/>
-          <w:sz w:val="24"/>
-          <w:szCs w:val="24"/>
-          <w:rtl w:val="0"/>
-        </w:rPr>
-        <w:t xml:space="preserve">Господи, помилуй</w:t>
-      </w:r>
-      <w:r>
-        <w:rPr>
-          <w:rFonts w:ascii="Times New Roman" w:cs="Times New Roman" w:eastAsia="Times New Roman" w:hAnsi="Times New Roman"/>
-          <w:i w:val="1"/>
+        <w:t xml:space="preserve">Слава Отцю, і Сину, і Святому Духові.* І</w:t>
+      </w:r>
+      <w:r>
+        <w:rPr>
+          <w:rFonts w:ascii="Times New Roman" w:cs="Times New Roman" w:eastAsia="Times New Roman" w:hAnsi="Times New Roman"/>
+          <w:b w:val="1"/>
           <w:sz w:val="24"/>
           <w:szCs w:val="24"/>
           <w:rtl w:val="0"/>
@@ -263,52 +292,6 @@
       <w:r>
         <w:rPr>
           <w:rFonts w:ascii="Times New Roman" w:cs="Times New Roman" w:eastAsia="Times New Roman" w:hAnsi="Times New Roman"/>
-          <w:i w:val="1"/>
-          <w:color w:val="ff0000"/>
-          <w:sz w:val="24"/>
-          <w:szCs w:val="24"/>
-          <w:rtl w:val="0"/>
-        </w:rPr>
-        <w:t xml:space="preserve">(3 р.)</w:t>
-      </w:r>
-      <w:r>
-        <w:rPr>
-          <w:rtl w:val="0"/>
-        </w:rPr>
-      </w:r>
-    </w:p>
-    <w:p>
-      <w:pPr>
-        <w:spacing w:after="120" w:lineRule="auto"/>
-        <w:jc w:val="both"/>
-        <w:rPr>
-          <w:rFonts w:ascii="Times New Roman" w:cs="Times New Roman" w:eastAsia="Times New Roman" w:hAnsi="Times New Roman"/>
-          <w:sz w:val="24"/>
-          <w:szCs w:val="24"/>
-        </w:rPr>
-      </w:pPr>
-      <w:r>
-        <w:rPr>
-          <w:rFonts w:ascii="Times New Roman" w:cs="Times New Roman" w:eastAsia="Times New Roman" w:hAnsi="Times New Roman"/>
-          <w:sz w:val="24"/>
-          <w:szCs w:val="24"/>
-          <w:rtl w:val="0"/>
-        </w:rPr>
-        <w:t xml:space="preserve">Слава Отцю, і Сину, і Святому Духові.* І</w:t>
-      </w:r>
-      <w:r>
-        <w:rPr>
-          <w:rFonts w:ascii="Times New Roman" w:cs="Times New Roman" w:eastAsia="Times New Roman" w:hAnsi="Times New Roman"/>
-          <w:b w:val="1"/>
-          <w:sz w:val="24"/>
-          <w:szCs w:val="24"/>
-          <w:rtl w:val="0"/>
-        </w:rPr>
-        <w:t xml:space="preserve"> </w:t>
-      </w:r>
-      <w:r>
-        <w:rPr>
-          <w:rFonts w:ascii="Times New Roman" w:cs="Times New Roman" w:eastAsia="Times New Roman" w:hAnsi="Times New Roman"/>
           <w:sz w:val="24"/>
           <w:szCs w:val="24"/>
           <w:rtl w:val="0"/>
@@ -348,21 +331,17 @@
       </w:pPr>
       <w:r>
         <w:rPr>
-          <w:rFonts w:ascii="Times New Roman" w:cs="Times New Roman" w:eastAsia="Times New Roman" w:hAnsi="Times New Roman"/>
-          <w:i w:val="1"/>
-          <w:color w:val="ff0000"/>
-          <w:sz w:val="24"/>
-          <w:szCs w:val="24"/>
-          <w:rtl w:val="0"/>
-        </w:rPr>
-        <w:t xml:space="preserve">Священик:</w:t>
-      </w:r>
-      <w:r>
-        <w:rPr>
-          <w:rFonts w:ascii="Times New Roman" w:cs="Times New Roman" w:eastAsia="Times New Roman" w:hAnsi="Times New Roman"/>
-          <w:sz w:val="24"/>
-          <w:szCs w:val="24"/>
-          <w:rtl w:val="0"/>
+          <w:rFonts w:ascii="Times New Roman" w:hAnsi="Times New Roman"/>
+          <w:i/>
+          <w:color w:val="FF4400"/>
+          <w:sz w:val="24"/>
+        </w:rPr>
+        <w:t>Священик:</w:t>
+      </w:r>
+      <w:r>
+        <w:rPr>
+          <w:rFonts w:ascii="Times New Roman" w:hAnsi="Times New Roman"/>
+          <w:sz w:val="24"/>
         </w:rPr>
         <w:t xml:space="preserve"> Бо твоє є царство, і сила, і слава, Отця, і Сина, і Святого Духа, нині і повсякчас, і на віки віків.</w:t>
       </w:r>
@@ -2478,21 +2457,17 @@
       </w:pPr>
       <w:r>
         <w:rPr>
-          <w:rFonts w:ascii="Times New Roman" w:cs="Times New Roman" w:eastAsia="Times New Roman" w:hAnsi="Times New Roman"/>
-          <w:i w:val="1"/>
-          <w:color w:val="ff0000"/>
-          <w:sz w:val="24"/>
-          <w:szCs w:val="24"/>
-          <w:rtl w:val="0"/>
-        </w:rPr>
-        <w:t xml:space="preserve">Священик:</w:t>
-      </w:r>
-      <w:r>
-        <w:rPr>
-          <w:rFonts w:ascii="Times New Roman" w:cs="Times New Roman" w:eastAsia="Times New Roman" w:hAnsi="Times New Roman"/>
-          <w:sz w:val="24"/>
-          <w:szCs w:val="24"/>
-          <w:rtl w:val="0"/>
+          <w:rFonts w:ascii="Times New Roman" w:hAnsi="Times New Roman"/>
+          <w:i/>
+          <w:color w:val="FF4400"/>
+          <w:sz w:val="24"/>
+        </w:rPr>
+        <w:t>Священик:</w:t>
+      </w:r>
+      <w:r>
+        <w:rPr>
+          <w:rFonts w:ascii="Times New Roman" w:hAnsi="Times New Roman"/>
+          <w:sz w:val="24"/>
         </w:rPr>
         <w:t xml:space="preserve"> Бо тобі належить усяка слава, честь і поклоніння, Отцю, і Сину, і Святому Духові, нині і повсякчас, і на віки віків.</w:t>
       </w:r>
@@ -3806,33 +3781,19 @@
       </w:pPr>
       <w:r>
         <w:rPr>
-          <w:rFonts w:ascii="Times New Roman" w:cs="Times New Roman" w:eastAsia="Times New Roman" w:hAnsi="Times New Roman"/>
-          <w:i w:val="1"/>
-          <w:color w:val="ff0000"/>
-          <w:sz w:val="24"/>
-          <w:szCs w:val="24"/>
-          <w:rtl w:val="0"/>
-        </w:rPr>
-        <w:t xml:space="preserve">Священик:</w:t>
-      </w:r>
-      <w:r>
-        <w:rPr>
-          <w:rFonts w:ascii="Times New Roman" w:cs="Times New Roman" w:eastAsia="Times New Roman" w:hAnsi="Times New Roman"/>
-          <w:color w:val="ff0000"/>
-          <w:sz w:val="24"/>
-          <w:szCs w:val="24"/>
-          <w:rtl w:val="0"/>
-        </w:rPr>
-        <w:t xml:space="preserve"> </w:t>
-      </w:r>
-      <w:r>
-        <w:rPr>
-          <w:rFonts w:ascii="Times New Roman" w:cs="Times New Roman" w:eastAsia="Times New Roman" w:hAnsi="Times New Roman"/>
-          <w:sz w:val="24"/>
-          <w:szCs w:val="24"/>
-          <w:rtl w:val="0"/>
-        </w:rPr>
-        <w:t xml:space="preserve">Мир всім.</w:t>
+          <w:rFonts w:ascii="Times New Roman" w:hAnsi="Times New Roman"/>
+          <w:i/>
+          <w:color w:val="FF4400"/>
+          <w:sz w:val="24"/>
+        </w:rPr>
+        <w:t>Священик:</w:t>
+      </w:r>
+      <w:r>
+        <w:rPr>
+          <w:rFonts w:ascii="Times New Roman" w:hAnsi="Times New Roman"/>
+          <w:sz w:val="24"/>
+        </w:rPr>
+        <w:t xml:space="preserve"> Мир всім.</w:t>
       </w:r>
     </w:p>
     <w:p>
@@ -4853,14 +4814,41 @@
       </w:pPr>
       <w:r>
         <w:rPr>
-          <w:rFonts w:ascii="Times New Roman" w:cs="Times New Roman" w:eastAsia="Times New Roman" w:hAnsi="Times New Roman"/>
-          <w:i w:val="1"/>
-          <w:color w:val="ff0000"/>
-          <w:sz w:val="24"/>
-          <w:szCs w:val="24"/>
-          <w:rtl w:val="0"/>
-        </w:rPr>
-        <w:t xml:space="preserve">Священик:</w:t>
+          <w:rFonts w:ascii="Times New Roman" w:hAnsi="Times New Roman"/>
+          <w:i/>
+          <w:color w:val="FF4400"/>
+          <w:sz w:val="24"/>
+        </w:rPr>
+        <w:t>Священик:</w:t>
+      </w:r>
+      <w:r>
+        <w:rPr>
+          <w:rFonts w:ascii="Times New Roman" w:hAnsi="Times New Roman"/>
+          <w:sz w:val="24"/>
+        </w:rPr>
+        <w:t xml:space="preserve"> Бо ти Бог милости, ласк і чоловіколюбности, і тобі славу віддаємо: Отцю, і Сину, і Святому Духові, нині і повсякчас, і на віки віків.</w:t>
+      </w:r>
+    </w:p>
+    <w:p>
+      <w:pPr>
+        <w:spacing w:after="120" w:lineRule="auto"/>
+        <w:jc w:val="both"/>
+        <w:rPr>
+          <w:rFonts w:ascii="Times New Roman" w:cs="Times New Roman" w:eastAsia="Times New Roman" w:hAnsi="Times New Roman"/>
+          <w:sz w:val="24"/>
+          <w:szCs w:val="24"/>
+        </w:rPr>
+      </w:pPr>
+      <w:r>
+        <w:rPr>
+          <w:rFonts w:ascii="Times New Roman" w:cs="Times New Roman" w:eastAsia="Times New Roman" w:hAnsi="Times New Roman"/>
+          <w:i w:val="1"/>
+          <w:color w:val="ff0000"/>
+          <w:sz w:val="24"/>
+          <w:szCs w:val="24"/>
+          <w:rtl w:val="0"/>
+        </w:rPr>
+        <w:t xml:space="preserve">Вірні:</w:t>
       </w:r>
       <w:r>
         <w:rPr>
@@ -4879,7 +4867,34 @@
           <w:szCs w:val="24"/>
           <w:rtl w:val="0"/>
         </w:rPr>
-        <w:t xml:space="preserve">Бо ти Бог милости, ласк і чоловіколюбности, і тобі славу віддаємо: Отцю, і Сину, і Святому Духові, нині і повсякчас, і на віки віків.</w:t>
+        <w:t xml:space="preserve">Амінь.</w:t>
+      </w:r>
+    </w:p>
+    <w:p>
+      <w:pPr>
+        <w:spacing w:after="120" w:lineRule="auto"/>
+        <w:jc w:val="both"/>
+        <w:rPr>
+          <w:rFonts w:ascii="Times New Roman" w:cs="Times New Roman" w:eastAsia="Times New Roman" w:hAnsi="Times New Roman"/>
+          <w:sz w:val="24"/>
+          <w:szCs w:val="24"/>
+        </w:rPr>
+      </w:pPr>
+      <w:r>
+        <w:rPr>
+          <w:rFonts w:ascii="Times New Roman" w:hAnsi="Times New Roman"/>
+          <w:i/>
+          <w:color w:val="FF4400"/>
+          <w:sz w:val="24"/>
+        </w:rPr>
+        <w:t>Священик:</w:t>
+      </w:r>
+      <w:r>
+        <w:rPr>
+          <w:rFonts w:ascii="Times New Roman" w:hAnsi="Times New Roman"/>
+          <w:sz w:val="24"/>
+        </w:rPr>
+        <w:t xml:space="preserve"> Мир всім.</w:t>
       </w:r>
     </w:p>
     <w:p>
@@ -4920,29 +4935,49 @@
           <w:szCs w:val="24"/>
           <w:rtl w:val="0"/>
         </w:rPr>
-        <w:t xml:space="preserve">Амінь.</w:t>
-      </w:r>
-    </w:p>
-    <w:p>
-      <w:pPr>
-        <w:spacing w:after="120" w:lineRule="auto"/>
-        <w:jc w:val="both"/>
-        <w:rPr>
-          <w:rFonts w:ascii="Times New Roman" w:cs="Times New Roman" w:eastAsia="Times New Roman" w:hAnsi="Times New Roman"/>
-          <w:sz w:val="24"/>
-          <w:szCs w:val="24"/>
-        </w:rPr>
-      </w:pPr>
-      <w:r>
-        <w:rPr>
-          <w:rFonts w:ascii="Times New Roman" w:cs="Times New Roman" w:eastAsia="Times New Roman" w:hAnsi="Times New Roman"/>
-          <w:i w:val="1"/>
-          <w:color w:val="ff0000"/>
-          <w:sz w:val="24"/>
-          <w:szCs w:val="24"/>
-          <w:rtl w:val="0"/>
-        </w:rPr>
-        <w:t xml:space="preserve">Священик:</w:t>
+        <w:t xml:space="preserve">І духові твоєму.</w:t>
+      </w:r>
+    </w:p>
+    <w:p>
+      <w:pPr>
+        <w:spacing w:after="120" w:lineRule="auto"/>
+        <w:jc w:val="both"/>
+        <w:rPr>
+          <w:rFonts w:ascii="Times New Roman" w:cs="Times New Roman" w:eastAsia="Times New Roman" w:hAnsi="Times New Roman"/>
+          <w:sz w:val="24"/>
+          <w:szCs w:val="24"/>
+        </w:rPr>
+      </w:pPr>
+      <w:r>
+        <w:rPr>
+          <w:rFonts w:ascii="Times New Roman" w:cs="Times New Roman" w:eastAsia="Times New Roman" w:hAnsi="Times New Roman"/>
+          <w:sz w:val="24"/>
+          <w:szCs w:val="24"/>
+          <w:rtl w:val="0"/>
+        </w:rPr>
+        <w:t xml:space="preserve">Голови ваші перед Господом схиліть.</w:t>
+      </w:r>
+    </w:p>
+    <w:p>
+      <w:pPr>
+        <w:spacing w:after="120" w:lineRule="auto"/>
+        <w:jc w:val="both"/>
+        <w:rPr>
+          <w:rFonts w:ascii="Times New Roman" w:cs="Times New Roman" w:eastAsia="Times New Roman" w:hAnsi="Times New Roman"/>
+          <w:sz w:val="24"/>
+          <w:szCs w:val="24"/>
+        </w:rPr>
+      </w:pPr>
+      <w:r>
+        <w:rPr>
+          <w:rFonts w:ascii="Times New Roman" w:cs="Times New Roman" w:eastAsia="Times New Roman" w:hAnsi="Times New Roman"/>
+          <w:i w:val="1"/>
+          <w:color w:val="ff0000"/>
+          <w:sz w:val="24"/>
+          <w:szCs w:val="24"/>
+          <w:rtl w:val="0"/>
+        </w:rPr>
+        <w:t xml:space="preserve">Вірні:</w:t>
       </w:r>
       <w:r>
         <w:rPr>
@@ -4961,108 +4996,6 @@
           <w:szCs w:val="24"/>
           <w:rtl w:val="0"/>
         </w:rPr>
-        <w:t xml:space="preserve">Мир всім.</w:t>
-      </w:r>
-    </w:p>
-    <w:p>
-      <w:pPr>
-        <w:spacing w:after="120" w:lineRule="auto"/>
-        <w:jc w:val="both"/>
-        <w:rPr>
-          <w:rFonts w:ascii="Times New Roman" w:cs="Times New Roman" w:eastAsia="Times New Roman" w:hAnsi="Times New Roman"/>
-          <w:sz w:val="24"/>
-          <w:szCs w:val="24"/>
-        </w:rPr>
-      </w:pPr>
-      <w:r>
-        <w:rPr>
-          <w:rFonts w:ascii="Times New Roman" w:cs="Times New Roman" w:eastAsia="Times New Roman" w:hAnsi="Times New Roman"/>
-          <w:i w:val="1"/>
-          <w:color w:val="ff0000"/>
-          <w:sz w:val="24"/>
-          <w:szCs w:val="24"/>
-          <w:rtl w:val="0"/>
-        </w:rPr>
-        <w:t xml:space="preserve">Вірні:</w:t>
-      </w:r>
-      <w:r>
-        <w:rPr>
-          <w:rFonts w:ascii="Times New Roman" w:cs="Times New Roman" w:eastAsia="Times New Roman" w:hAnsi="Times New Roman"/>
-          <w:color w:val="ff0000"/>
-          <w:sz w:val="24"/>
-          <w:szCs w:val="24"/>
-          <w:rtl w:val="0"/>
-        </w:rPr>
-        <w:t xml:space="preserve"> </w:t>
-      </w:r>
-      <w:r>
-        <w:rPr>
-          <w:rFonts w:ascii="Times New Roman" w:cs="Times New Roman" w:eastAsia="Times New Roman" w:hAnsi="Times New Roman"/>
-          <w:sz w:val="24"/>
-          <w:szCs w:val="24"/>
-          <w:rtl w:val="0"/>
-        </w:rPr>
-        <w:t xml:space="preserve">І духові твоєму.</w:t>
-      </w:r>
-    </w:p>
-    <w:p>
-      <w:pPr>
-        <w:spacing w:after="120" w:lineRule="auto"/>
-        <w:jc w:val="both"/>
-        <w:rPr>
-          <w:rFonts w:ascii="Times New Roman" w:cs="Times New Roman" w:eastAsia="Times New Roman" w:hAnsi="Times New Roman"/>
-          <w:sz w:val="24"/>
-          <w:szCs w:val="24"/>
-        </w:rPr>
-      </w:pPr>
-      <w:r>
-        <w:rPr>
-          <w:rFonts w:ascii="Times New Roman" w:cs="Times New Roman" w:eastAsia="Times New Roman" w:hAnsi="Times New Roman"/>
-          <w:sz w:val="24"/>
-          <w:szCs w:val="24"/>
-          <w:rtl w:val="0"/>
-        </w:rPr>
-        <w:t xml:space="preserve">Голови ваші перед Господом схиліть.</w:t>
-      </w:r>
-    </w:p>
-    <w:p>
-      <w:pPr>
-        <w:spacing w:after="120" w:lineRule="auto"/>
-        <w:jc w:val="both"/>
-        <w:rPr>
-          <w:rFonts w:ascii="Times New Roman" w:cs="Times New Roman" w:eastAsia="Times New Roman" w:hAnsi="Times New Roman"/>
-          <w:sz w:val="24"/>
-          <w:szCs w:val="24"/>
-        </w:rPr>
-      </w:pPr>
-      <w:r>
-        <w:rPr>
-          <w:rFonts w:ascii="Times New Roman" w:cs="Times New Roman" w:eastAsia="Times New Roman" w:hAnsi="Times New Roman"/>
-          <w:i w:val="1"/>
-          <w:color w:val="ff0000"/>
-          <w:sz w:val="24"/>
-          <w:szCs w:val="24"/>
-          <w:rtl w:val="0"/>
-        </w:rPr>
-        <w:t xml:space="preserve">Вірні:</w:t>
-      </w:r>
-      <w:r>
-        <w:rPr>
-          <w:rFonts w:ascii="Times New Roman" w:cs="Times New Roman" w:eastAsia="Times New Roman" w:hAnsi="Times New Roman"/>
-          <w:color w:val="ff0000"/>
-          <w:sz w:val="24"/>
-          <w:szCs w:val="24"/>
-          <w:rtl w:val="0"/>
-        </w:rPr>
-        <w:t xml:space="preserve"> </w:t>
-      </w:r>
-      <w:r>
-        <w:rPr>
-          <w:rFonts w:ascii="Times New Roman" w:cs="Times New Roman" w:eastAsia="Times New Roman" w:hAnsi="Times New Roman"/>
-          <w:sz w:val="24"/>
-          <w:szCs w:val="24"/>
-          <w:rtl w:val="0"/>
-        </w:rPr>
         <w:t xml:space="preserve">Тобі, Господи.</w:t>
       </w:r>
     </w:p>
@@ -5109,33 +5042,19 @@
       </w:pPr>
       <w:r>
         <w:rPr>
-          <w:rFonts w:ascii="Times New Roman" w:cs="Times New Roman" w:eastAsia="Times New Roman" w:hAnsi="Times New Roman"/>
-          <w:i w:val="1"/>
-          <w:color w:val="ff0000"/>
-          <w:sz w:val="24"/>
-          <w:szCs w:val="24"/>
-          <w:rtl w:val="0"/>
-        </w:rPr>
-        <w:t xml:space="preserve">Священик:</w:t>
-      </w:r>
-      <w:r>
-        <w:rPr>
-          <w:rFonts w:ascii="Times New Roman" w:cs="Times New Roman" w:eastAsia="Times New Roman" w:hAnsi="Times New Roman"/>
-          <w:color w:val="ff0000"/>
-          <w:sz w:val="24"/>
-          <w:szCs w:val="24"/>
-          <w:rtl w:val="0"/>
-        </w:rPr>
-        <w:t xml:space="preserve"> </w:t>
-      </w:r>
-      <w:r>
-        <w:rPr>
-          <w:rFonts w:ascii="Times New Roman" w:cs="Times New Roman" w:eastAsia="Times New Roman" w:hAnsi="Times New Roman"/>
-          <w:sz w:val="24"/>
-          <w:szCs w:val="24"/>
-          <w:rtl w:val="0"/>
-        </w:rPr>
-        <w:t xml:space="preserve">Нехай буде влада царства твого благословенна і дуже прославлена: Отця, і Сина, і Святого Духа, нині і повсякчас, і на віки віків.</w:t>
+          <w:rFonts w:ascii="Times New Roman" w:hAnsi="Times New Roman"/>
+          <w:i/>
+          <w:color w:val="FF4400"/>
+          <w:sz w:val="24"/>
+        </w:rPr>
+        <w:t>Священик:</w:t>
+      </w:r>
+      <w:r>
+        <w:rPr>
+          <w:rFonts w:ascii="Times New Roman" w:hAnsi="Times New Roman"/>
+          <w:sz w:val="24"/>
+        </w:rPr>
+        <w:t xml:space="preserve"> Нехай буде влада царства твого благословенна і дуже прославлена: Отця, і Сина, і Святого Духа, нині і повсякчас, і на віки віків.</w:t>
       </w:r>
     </w:p>
     <w:p>
@@ -5684,21 +5603,17 @@
       </w:pPr>
       <w:r>
         <w:rPr>
-          <w:rFonts w:ascii="Times New Roman" w:cs="Times New Roman" w:eastAsia="Times New Roman" w:hAnsi="Times New Roman"/>
-          <w:i w:val="1"/>
-          <w:color w:val="ff0000"/>
-          <w:sz w:val="24"/>
-          <w:szCs w:val="24"/>
-          <w:rtl w:val="0"/>
-        </w:rPr>
-        <w:t xml:space="preserve">Священик:</w:t>
-      </w:r>
-      <w:r>
-        <w:rPr>
-          <w:rFonts w:ascii="Times New Roman" w:cs="Times New Roman" w:eastAsia="Times New Roman" w:hAnsi="Times New Roman"/>
-          <w:sz w:val="24"/>
-          <w:szCs w:val="24"/>
-          <w:rtl w:val="0"/>
+          <w:rFonts w:ascii="Times New Roman" w:hAnsi="Times New Roman"/>
+          <w:i/>
+          <w:color w:val="FF4400"/>
+          <w:sz w:val="24"/>
+        </w:rPr>
+        <w:t>Священик:</w:t>
+      </w:r>
+      <w:r>
+        <w:rPr>
+          <w:rFonts w:ascii="Times New Roman" w:hAnsi="Times New Roman"/>
+          <w:sz w:val="24"/>
         </w:rPr>
         <w:t xml:space="preserve"> Бо твоє є царство, і сила, і слава, Отця, і Сина, і Святого Духа, нині і повсякчас, і на віки віків.</w:t>
       </w:r>
@@ -6355,21 +6270,17 @@
       </w:pPr>
       <w:r>
         <w:rPr>
-          <w:rFonts w:ascii="Times New Roman" w:cs="Times New Roman" w:eastAsia="Times New Roman" w:hAnsi="Times New Roman"/>
-          <w:i w:val="1"/>
-          <w:color w:val="ff0000"/>
-          <w:sz w:val="24"/>
-          <w:szCs w:val="24"/>
-          <w:rtl w:val="0"/>
-        </w:rPr>
-        <w:t xml:space="preserve">Священик:</w:t>
-      </w:r>
-      <w:r>
-        <w:rPr>
-          <w:rFonts w:ascii="Times New Roman" w:cs="Times New Roman" w:eastAsia="Times New Roman" w:hAnsi="Times New Roman"/>
-          <w:sz w:val="24"/>
-          <w:szCs w:val="24"/>
-          <w:rtl w:val="0"/>
+          <w:rFonts w:ascii="Times New Roman" w:hAnsi="Times New Roman"/>
+          <w:i/>
+          <w:color w:val="FF4400"/>
+          <w:sz w:val="24"/>
+        </w:rPr>
+        <w:t>Священик:</w:t>
+      </w:r>
+      <w:r>
+        <w:rPr>
+          <w:rFonts w:ascii="Times New Roman" w:hAnsi="Times New Roman"/>
+          <w:sz w:val="24"/>
         </w:rPr>
         <w:t xml:space="preserve"> Бо милостивий і чоловіколюбець Бог єси, і тобі славу возсилаємо: Отцю, і Сину, і Святому Духові, нині і повсякчас, і на віки віків.</w:t>
       </w:r>
@@ -6511,14 +6422,41 @@
       </w:pPr>
       <w:r>
         <w:rPr>
-          <w:rFonts w:ascii="Times New Roman" w:cs="Times New Roman" w:eastAsia="Times New Roman" w:hAnsi="Times New Roman"/>
-          <w:i w:val="1"/>
-          <w:color w:val="ff0000"/>
-          <w:sz w:val="24"/>
-          <w:szCs w:val="24"/>
-          <w:rtl w:val="0"/>
-        </w:rPr>
-        <w:t xml:space="preserve">Священик:</w:t>
+          <w:rFonts w:ascii="Times New Roman" w:hAnsi="Times New Roman"/>
+          <w:i/>
+          <w:color w:val="FF4400"/>
+          <w:sz w:val="24"/>
+        </w:rPr>
+        <w:t>Священик:</w:t>
+      </w:r>
+      <w:r>
+        <w:rPr>
+          <w:rFonts w:ascii="Times New Roman" w:hAnsi="Times New Roman"/>
+          <w:sz w:val="24"/>
+        </w:rPr>
+        <w:t xml:space="preserve"> Слава тобі, Христе Боже, надіє наша, слава тобі!</w:t>
+      </w:r>
+    </w:p>
+    <w:p>
+      <w:pPr>
+        <w:spacing w:after="120" w:lineRule="auto"/>
+        <w:jc w:val="both"/>
+        <w:rPr>
+          <w:rFonts w:ascii="Times New Roman" w:cs="Times New Roman" w:eastAsia="Times New Roman" w:hAnsi="Times New Roman"/>
+          <w:sz w:val="24"/>
+          <w:szCs w:val="24"/>
+        </w:rPr>
+      </w:pPr>
+      <w:r>
+        <w:rPr>
+          <w:rFonts w:ascii="Times New Roman" w:cs="Times New Roman" w:eastAsia="Times New Roman" w:hAnsi="Times New Roman"/>
+          <w:i w:val="1"/>
+          <w:color w:val="ff0000"/>
+          <w:sz w:val="24"/>
+          <w:szCs w:val="24"/>
+          <w:rtl w:val="0"/>
+        </w:rPr>
+        <w:t xml:space="preserve">Вірні:</w:t>
       </w:r>
       <w:r>
         <w:rPr>
@@ -6537,47 +6475,6 @@
           <w:szCs w:val="24"/>
           <w:rtl w:val="0"/>
         </w:rPr>
-        <w:t xml:space="preserve">Слава тобі, Христе Боже, надіє наша, слава тобі!</w:t>
-      </w:r>
-    </w:p>
-    <w:p>
-      <w:pPr>
-        <w:spacing w:after="120" w:lineRule="auto"/>
-        <w:jc w:val="both"/>
-        <w:rPr>
-          <w:rFonts w:ascii="Times New Roman" w:cs="Times New Roman" w:eastAsia="Times New Roman" w:hAnsi="Times New Roman"/>
-          <w:sz w:val="24"/>
-          <w:szCs w:val="24"/>
-        </w:rPr>
-      </w:pPr>
-      <w:r>
-        <w:rPr>
-          <w:rFonts w:ascii="Times New Roman" w:cs="Times New Roman" w:eastAsia="Times New Roman" w:hAnsi="Times New Roman"/>
-          <w:i w:val="1"/>
-          <w:color w:val="ff0000"/>
-          <w:sz w:val="24"/>
-          <w:szCs w:val="24"/>
-          <w:rtl w:val="0"/>
-        </w:rPr>
-        <w:t xml:space="preserve">Вірні:</w:t>
-      </w:r>
-      <w:r>
-        <w:rPr>
-          <w:rFonts w:ascii="Times New Roman" w:cs="Times New Roman" w:eastAsia="Times New Roman" w:hAnsi="Times New Roman"/>
-          <w:color w:val="ff0000"/>
-          <w:sz w:val="24"/>
-          <w:szCs w:val="24"/>
-          <w:rtl w:val="0"/>
-        </w:rPr>
-        <w:t xml:space="preserve"> </w:t>
-      </w:r>
-      <w:r>
-        <w:rPr>
-          <w:rFonts w:ascii="Times New Roman" w:cs="Times New Roman" w:eastAsia="Times New Roman" w:hAnsi="Times New Roman"/>
-          <w:sz w:val="24"/>
-          <w:szCs w:val="24"/>
-          <w:rtl w:val="0"/>
-        </w:rPr>
         <w:t xml:space="preserve">Слава Отцю і Сину, і Святому Духові, і нині і повсякчас, і на віки віків. Амінь. Господи, помилуй </w:t>
       </w:r>
       <w:r>
@@ -6612,64 +6509,37 @@
       </w:r>
     </w:p>
     <w:p>
-      <w:pPr>
-        <w:spacing w:after="120" w:lineRule="auto"/>
-        <w:jc w:val="both"/>
-        <w:rPr>
-          <w:rFonts w:ascii="Times New Roman" w:cs="Times New Roman" w:eastAsia="Times New Roman" w:hAnsi="Times New Roman"/>
-          <w:sz w:val="24"/>
-          <w:szCs w:val="24"/>
-        </w:rPr>
-      </w:pPr>
-      <w:r>
-        <w:rPr>
-          <w:rFonts w:ascii="Times New Roman" w:cs="Times New Roman" w:eastAsia="Times New Roman" w:hAnsi="Times New Roman"/>
-          <w:i w:val="1"/>
-          <w:color w:val="ff0000"/>
-          <w:sz w:val="24"/>
-          <w:szCs w:val="24"/>
-          <w:rtl w:val="0"/>
-        </w:rPr>
-        <w:t xml:space="preserve">Священик:</w:t>
-      </w:r>
-      <w:r>
-        <w:rPr>
-          <w:rFonts w:ascii="Times New Roman" w:cs="Times New Roman" w:eastAsia="Times New Roman" w:hAnsi="Times New Roman"/>
-          <w:color w:val="ff0000"/>
-          <w:sz w:val="24"/>
-          <w:szCs w:val="24"/>
-          <w:rtl w:val="0"/>
-        </w:rPr>
-        <w:t xml:space="preserve"> </w:t>
-      </w:r>
-      <w:r>
-        <w:rPr>
-          <w:rFonts w:ascii="Times New Roman" w:cs="Times New Roman" w:eastAsia="Times New Roman" w:hAnsi="Times New Roman"/>
-          <w:sz w:val="24"/>
-          <w:szCs w:val="24"/>
-          <w:rtl w:val="0"/>
-        </w:rPr>
-        <w:t xml:space="preserve">Христос, істинний Бог наш, молитвами пречистої своєї Матері, святих, славних і всехвальних апостолів, святого отця нашого Миколая, архиєпископа Мирлікійського, чудотворця, і святого (</w:t>
-      </w:r>
-      <w:r>
-        <w:rPr>
-          <w:rFonts w:ascii="Times New Roman" w:cs="Times New Roman" w:eastAsia="Times New Roman" w:hAnsi="Times New Roman"/>
-          <w:i w:val="1"/>
-          <w:color w:val="ff0000"/>
-          <w:sz w:val="24"/>
-          <w:szCs w:val="24"/>
-          <w:rtl w:val="0"/>
-        </w:rPr>
-        <w:t xml:space="preserve">ім'я, якого є храм</w:t>
-      </w:r>
-      <w:r>
-        <w:rPr>
-          <w:rFonts w:ascii="Times New Roman" w:cs="Times New Roman" w:eastAsia="Times New Roman" w:hAnsi="Times New Roman"/>
-          <w:sz w:val="24"/>
-          <w:szCs w:val="24"/>
-          <w:rtl w:val="0"/>
-        </w:rPr>
-        <w:t xml:space="preserve">), і святого …, і всіх святих, помилує і спасе нас, як благий і чоловіколюбець.</w:t>
+      <w:r>
+        <w:rPr>
+          <w:rFonts w:ascii="Times New Roman" w:hAnsi="Times New Roman"/>
+          <w:i/>
+          <w:color w:val="FF4400"/>
+          <w:sz w:val="24"/>
+        </w:rPr>
+        <w:t>Священик:</w:t>
+      </w:r>
+      <w:r>
+        <w:rPr>
+          <w:rFonts w:ascii="Times New Roman" w:hAnsi="Times New Roman"/>
+          <w:sz w:val="24"/>
+        </w:rPr>
+        <w:t xml:space="preserve"> Христос, істинний Бог наш, молитвами пречистої своєї Матері, святого отця нашого Миколая, архиєпископа, мирлікійського чудотворця, святих, славних і всехвальних апостолів, святого, </w:t>
+      </w:r>
+      <w:r>
+        <w:rPr>
+          <w:rFonts w:ascii="Times New Roman" w:hAnsi="Times New Roman"/>
+          <w:i/>
+          <w:color w:val="FF4400"/>
+          <w:sz w:val="24"/>
+        </w:rPr>
+        <w:t>якого є храм</w:t>
+      </w:r>
+      <w:r>
+        <w:rPr>
+          <w:rFonts w:ascii="Times New Roman" w:hAnsi="Times New Roman"/>
+          <w:sz w:val="24"/>
+        </w:rPr>
+        <w:t>, святих священномучеників, що були єпископами в Херсоні: Василія, Єфрема, Капітона, Євгенія, Етерія й інших, блаженного священномученика Леоніда-Леонтія Федорова і всіх святих, помилує і спасе нас, як благий і чоловіколюбець.</w:t>
       </w:r>
     </w:p>
     <w:p>
@@ -6865,33 +6735,19 @@
       </w:pPr>
       <w:r>
         <w:rPr>
-          <w:rFonts w:ascii="Times New Roman" w:cs="Times New Roman" w:eastAsia="Times New Roman" w:hAnsi="Times New Roman"/>
-          <w:i w:val="1"/>
-          <w:color w:val="ff0000"/>
-          <w:sz w:val="24"/>
-          <w:szCs w:val="24"/>
-          <w:rtl w:val="0"/>
-        </w:rPr>
-        <w:t xml:space="preserve">Священик</w:t>
-      </w:r>
-      <w:r>
-        <w:rPr>
-          <w:rFonts w:ascii="Times New Roman" w:cs="Times New Roman" w:eastAsia="Times New Roman" w:hAnsi="Times New Roman"/>
-          <w:color w:val="ff0000"/>
-          <w:sz w:val="24"/>
-          <w:szCs w:val="24"/>
-          <w:rtl w:val="0"/>
-        </w:rPr>
-        <w:t xml:space="preserve">: </w:t>
-      </w:r>
-      <w:r>
-        <w:rPr>
-          <w:rFonts w:ascii="Times New Roman" w:cs="Times New Roman" w:eastAsia="Times New Roman" w:hAnsi="Times New Roman"/>
-          <w:sz w:val="24"/>
-          <w:szCs w:val="24"/>
-          <w:rtl w:val="0"/>
-        </w:rPr>
-        <w:t xml:space="preserve">Слава святій, одноістотній, животворящій і нероздільній Тройці, завжди, нині і повсякчас, і на віки віків.</w:t>
+          <w:rFonts w:ascii="Times New Roman" w:hAnsi="Times New Roman"/>
+          <w:i/>
+          <w:color w:val="FF4400"/>
+          <w:sz w:val="24"/>
+        </w:rPr>
+        <w:t>Священик:</w:t>
+      </w:r>
+      <w:r>
+        <w:rPr>
+          <w:rFonts w:ascii="Times New Roman" w:hAnsi="Times New Roman"/>
+          <w:sz w:val="24"/>
+        </w:rPr>
+        <w:t xml:space="preserve"> Слава святій, одноістотній, животворящій і нероздільній Тройці, завжди, нині і повсякчас, і на віки віків.</w:t>
       </w:r>
     </w:p>
     <w:p>
@@ -10653,21 +10509,17 @@
       </w:pPr>
       <w:r>
         <w:rPr>
-          <w:rFonts w:ascii="Times New Roman" w:cs="Times New Roman" w:eastAsia="Times New Roman" w:hAnsi="Times New Roman"/>
-          <w:i w:val="1"/>
-          <w:color w:val="ff0000"/>
-          <w:sz w:val="24"/>
-          <w:szCs w:val="24"/>
-          <w:rtl w:val="0"/>
-        </w:rPr>
-        <w:t xml:space="preserve">Священик:</w:t>
-      </w:r>
-      <w:r>
-        <w:rPr>
-          <w:rFonts w:ascii="Times New Roman" w:cs="Times New Roman" w:eastAsia="Times New Roman" w:hAnsi="Times New Roman"/>
-          <w:sz w:val="24"/>
-          <w:szCs w:val="24"/>
-          <w:rtl w:val="0"/>
+          <w:rFonts w:ascii="Times New Roman" w:hAnsi="Times New Roman"/>
+          <w:i/>
+          <w:color w:val="FF4400"/>
+          <w:sz w:val="24"/>
+        </w:rPr>
+        <w:t>Священик:</w:t>
+      </w:r>
+      <w:r>
+        <w:rPr>
+          <w:rFonts w:ascii="Times New Roman" w:hAnsi="Times New Roman"/>
+          <w:sz w:val="24"/>
         </w:rPr>
         <w:t xml:space="preserve"> Бо тобі належить усяка слава, честь і поклоніння, Отцю, і Сину, і Святому Духові, нині і повсякчас, і на віки віків.</w:t>
       </w:r>
@@ -10765,10 +10617,9 @@
           <w:rFonts w:ascii="Times New Roman" w:cs="Times New Roman" w:eastAsia="Times New Roman" w:hAnsi="Times New Roman"/>
           <w:i w:val="1"/>
           <w:color w:val="ff0000"/>
-          <w:highlight w:val="yellow"/>
-          <w:rtl w:val="0"/>
-        </w:rPr>
-        <w:t xml:space="preserve">???</w:t>
+          <w:rtl w:val="0"/>
+        </w:rPr>
+        <w:t>4</w:t>
       </w:r>
       <w:r>
         <w:rPr>
@@ -11421,33 +11272,19 @@
       </w:pPr>
       <w:r>
         <w:rPr>
-          <w:rFonts w:ascii="Times New Roman" w:cs="Times New Roman" w:eastAsia="Times New Roman" w:hAnsi="Times New Roman"/>
-          <w:i w:val="1"/>
-          <w:color w:val="ff0000"/>
-          <w:sz w:val="24"/>
-          <w:szCs w:val="24"/>
-          <w:rtl w:val="0"/>
-        </w:rPr>
-        <w:t xml:space="preserve">Священик: </w:t>
-      </w:r>
-      <w:r>
-        <w:rPr>
-          <w:rFonts w:ascii="Times New Roman" w:cs="Times New Roman" w:eastAsia="Times New Roman" w:hAnsi="Times New Roman"/>
-          <w:color w:val="000000"/>
-          <w:sz w:val="24"/>
-          <w:szCs w:val="24"/>
-          <w:rtl w:val="0"/>
-        </w:rPr>
-        <w:t xml:space="preserve">Бо Твоя влада і Твоє єсть царство і сила, і слава Отця, і Сина, і Святого Духа</w:t>
-      </w:r>
-      <w:r>
-        <w:rPr>
-          <w:rFonts w:ascii="Times New Roman" w:cs="Times New Roman" w:eastAsia="Times New Roman" w:hAnsi="Times New Roman"/>
-          <w:sz w:val="24"/>
-          <w:szCs w:val="24"/>
-          <w:rtl w:val="0"/>
-        </w:rPr>
-        <w:t xml:space="preserve">, нині і повсякчас, і на віки віків.</w:t>
+          <w:rFonts w:ascii="Times New Roman" w:hAnsi="Times New Roman"/>
+          <w:i/>
+          <w:color w:val="FF4400"/>
+          <w:sz w:val="24"/>
+        </w:rPr>
+        <w:t>Священик:</w:t>
+      </w:r>
+      <w:r>
+        <w:rPr>
+          <w:rFonts w:ascii="Times New Roman" w:hAnsi="Times New Roman"/>
+          <w:sz w:val="24"/>
+        </w:rPr>
+        <w:t xml:space="preserve"> Бо Твоя влада і Твоє єсть царство і сила, і слава Отця, і Сина, і Святого Духа, нині і повсякчас, і на віки віків.</w:t>
       </w:r>
     </w:p>
     <w:p>
@@ -11895,33 +11732,19 @@
       </w:pPr>
       <w:r>
         <w:rPr>
-          <w:rFonts w:ascii="Times New Roman" w:cs="Times New Roman" w:eastAsia="Times New Roman" w:hAnsi="Times New Roman"/>
-          <w:i w:val="1"/>
-          <w:color w:val="ff0000"/>
-          <w:sz w:val="24"/>
-          <w:szCs w:val="24"/>
-          <w:rtl w:val="0"/>
-        </w:rPr>
-        <w:t xml:space="preserve">Священик: </w:t>
-      </w:r>
-      <w:r>
-        <w:rPr>
-          <w:rFonts w:ascii="Times New Roman" w:cs="Times New Roman" w:eastAsia="Times New Roman" w:hAnsi="Times New Roman"/>
-          <w:color w:val="000000"/>
-          <w:sz w:val="24"/>
-          <w:szCs w:val="24"/>
-          <w:rtl w:val="0"/>
-        </w:rPr>
-        <w:t xml:space="preserve">Бо Ти благий і Чоловіколюбець Бог єси і Тобі славу возсилаємо Отцю, і Сину, і Святому Духові</w:t>
-      </w:r>
-      <w:r>
-        <w:rPr>
-          <w:rFonts w:ascii="Times New Roman" w:cs="Times New Roman" w:eastAsia="Times New Roman" w:hAnsi="Times New Roman"/>
-          <w:sz w:val="24"/>
-          <w:szCs w:val="24"/>
-          <w:rtl w:val="0"/>
-        </w:rPr>
-        <w:t xml:space="preserve">, нині і повсякчас, і на віки віків.</w:t>
+          <w:rFonts w:ascii="Times New Roman" w:hAnsi="Times New Roman"/>
+          <w:i/>
+          <w:color w:val="FF4400"/>
+          <w:sz w:val="24"/>
+        </w:rPr>
+        <w:t>Священик:</w:t>
+      </w:r>
+      <w:r>
+        <w:rPr>
+          <w:rFonts w:ascii="Times New Roman" w:hAnsi="Times New Roman"/>
+          <w:sz w:val="24"/>
+        </w:rPr>
+        <w:t xml:space="preserve"> Бо Ти благий і Чоловіколюбець Бог єси і Тобі славу возсилаємо Отцю, і Сину, і Святому Духові, нині і повсякчас, і на віки віків.</w:t>
       </w:r>
     </w:p>
     <w:p>
@@ -12895,33 +12718,19 @@
       </w:pPr>
       <w:r>
         <w:rPr>
-          <w:rFonts w:ascii="Times New Roman" w:cs="Times New Roman" w:eastAsia="Times New Roman" w:hAnsi="Times New Roman"/>
-          <w:i w:val="1"/>
-          <w:color w:val="ff0000"/>
-          <w:sz w:val="24"/>
-          <w:szCs w:val="24"/>
-          <w:rtl w:val="0"/>
-        </w:rPr>
-        <w:t xml:space="preserve">Священик: </w:t>
-      </w:r>
-      <w:r>
-        <w:rPr>
-          <w:rFonts w:ascii="Times New Roman" w:cs="Times New Roman" w:eastAsia="Times New Roman" w:hAnsi="Times New Roman"/>
-          <w:color w:val="000000"/>
-          <w:sz w:val="24"/>
-          <w:szCs w:val="24"/>
-          <w:rtl w:val="0"/>
-        </w:rPr>
-        <w:t xml:space="preserve">Бо Ти Бог наш і Тобі славу возсилаємо: Отцю, і Сину, і Святому Духові</w:t>
-      </w:r>
-      <w:r>
-        <w:rPr>
-          <w:rFonts w:ascii="Times New Roman" w:cs="Times New Roman" w:eastAsia="Times New Roman" w:hAnsi="Times New Roman"/>
-          <w:sz w:val="24"/>
-          <w:szCs w:val="24"/>
-          <w:rtl w:val="0"/>
-        </w:rPr>
-        <w:t xml:space="preserve">, нині і повсякчас, і на віки віків.</w:t>
+          <w:rFonts w:ascii="Times New Roman" w:hAnsi="Times New Roman"/>
+          <w:i/>
+          <w:color w:val="FF4400"/>
+          <w:sz w:val="24"/>
+        </w:rPr>
+        <w:t>Священик:</w:t>
+      </w:r>
+      <w:r>
+        <w:rPr>
+          <w:rFonts w:ascii="Times New Roman" w:hAnsi="Times New Roman"/>
+          <w:sz w:val="24"/>
+        </w:rPr>
+        <w:t xml:space="preserve"> Бо Ти Бог наш і Тобі славу возсилаємо: Отцю, і Сину, і Святому Духові, нині і повсякчас, і на віки віків.</w:t>
       </w:r>
     </w:p>
     <w:p>
@@ -13278,33 +13087,19 @@
       </w:pPr>
       <w:r>
         <w:rPr>
-          <w:rFonts w:ascii="Times New Roman" w:cs="Times New Roman" w:eastAsia="Times New Roman" w:hAnsi="Times New Roman"/>
-          <w:i w:val="1"/>
-          <w:color w:val="ff0000"/>
-          <w:sz w:val="24"/>
-          <w:szCs w:val="24"/>
-          <w:rtl w:val="0"/>
-        </w:rPr>
-        <w:t xml:space="preserve">Священик: </w:t>
-      </w:r>
-      <w:r>
-        <w:rPr>
-          <w:rFonts w:ascii="Times New Roman" w:cs="Times New Roman" w:eastAsia="Times New Roman" w:hAnsi="Times New Roman"/>
-          <w:color w:val="000000"/>
-          <w:sz w:val="24"/>
-          <w:szCs w:val="24"/>
-          <w:rtl w:val="0"/>
-        </w:rPr>
-        <w:t xml:space="preserve">Бо Ти цар миру і Спас душ наших і Тобі славу возсилаємо: Отцю, і Сину, і Святому Духові</w:t>
-      </w:r>
-      <w:r>
-        <w:rPr>
-          <w:rFonts w:ascii="Times New Roman" w:cs="Times New Roman" w:eastAsia="Times New Roman" w:hAnsi="Times New Roman"/>
-          <w:sz w:val="24"/>
-          <w:szCs w:val="24"/>
-          <w:rtl w:val="0"/>
-        </w:rPr>
-        <w:t xml:space="preserve">, нині і повсякчас, і на віки віків.</w:t>
+          <w:rFonts w:ascii="Times New Roman" w:hAnsi="Times New Roman"/>
+          <w:i/>
+          <w:color w:val="FF4400"/>
+          <w:sz w:val="24"/>
+        </w:rPr>
+        <w:t>Священик:</w:t>
+      </w:r>
+      <w:r>
+        <w:rPr>
+          <w:rFonts w:ascii="Times New Roman" w:hAnsi="Times New Roman"/>
+          <w:sz w:val="24"/>
+        </w:rPr>
+        <w:t xml:space="preserve"> Бо Ти цар миру і Спас душ наших і Тобі славу возсилаємо: Отцю, і Сину, і Святому Духові, нині і повсякчас, і на віки віків.</w:t>
       </w:r>
     </w:p>
     <w:p>
@@ -14207,33 +14002,19 @@
       </w:pPr>
       <w:r>
         <w:rPr>
-          <w:rFonts w:ascii="Times New Roman" w:cs="Times New Roman" w:eastAsia="Times New Roman" w:hAnsi="Times New Roman"/>
-          <w:i w:val="1"/>
-          <w:color w:val="ff0000"/>
-          <w:sz w:val="24"/>
-          <w:szCs w:val="24"/>
-          <w:rtl w:val="0"/>
-        </w:rPr>
-        <w:t xml:space="preserve">Священик: </w:t>
-      </w:r>
-      <w:r>
-        <w:rPr>
-          <w:rFonts w:ascii="Times New Roman" w:cs="Times New Roman" w:eastAsia="Times New Roman" w:hAnsi="Times New Roman"/>
-          <w:color w:val="000000"/>
-          <w:sz w:val="24"/>
-          <w:szCs w:val="24"/>
-          <w:rtl w:val="0"/>
-        </w:rPr>
-        <w:t xml:space="preserve">Бо Тебе хвалять усі сили небесні і Тобі славу возсилаємо: Отцю, і Сину, і Святому Духові</w:t>
-      </w:r>
-      <w:r>
-        <w:rPr>
-          <w:rFonts w:ascii="Times New Roman" w:cs="Times New Roman" w:eastAsia="Times New Roman" w:hAnsi="Times New Roman"/>
-          <w:sz w:val="24"/>
-          <w:szCs w:val="24"/>
-          <w:rtl w:val="0"/>
-        </w:rPr>
-        <w:t xml:space="preserve">, нині і повсякчас, і на віки віків.</w:t>
+          <w:rFonts w:ascii="Times New Roman" w:hAnsi="Times New Roman"/>
+          <w:i/>
+          <w:color w:val="FF4400"/>
+          <w:sz w:val="24"/>
+        </w:rPr>
+        <w:t>Священик:</w:t>
+      </w:r>
+      <w:r>
+        <w:rPr>
+          <w:rFonts w:ascii="Times New Roman" w:hAnsi="Times New Roman"/>
+          <w:sz w:val="24"/>
+        </w:rPr>
+        <w:t xml:space="preserve"> Бо Тебе хвалять усі сили небесні і Тобі славу возсилаємо: Отцю, і Сину, і Святому Духові, нині і повсякчас, і на віки віків.</w:t>
       </w:r>
     </w:p>
     <w:p>
@@ -15147,21 +14928,17 @@
       </w:pPr>
       <w:r>
         <w:rPr>
-          <w:rFonts w:ascii="Times New Roman" w:cs="Times New Roman" w:eastAsia="Times New Roman" w:hAnsi="Times New Roman"/>
-          <w:i w:val="1"/>
-          <w:color w:val="ff0000"/>
-          <w:sz w:val="24"/>
-          <w:szCs w:val="24"/>
-          <w:rtl w:val="0"/>
-        </w:rPr>
-        <w:t xml:space="preserve">Священик:</w:t>
-      </w:r>
-      <w:r>
-        <w:rPr>
-          <w:rFonts w:ascii="Times New Roman" w:cs="Times New Roman" w:eastAsia="Times New Roman" w:hAnsi="Times New Roman"/>
-          <w:sz w:val="24"/>
-          <w:szCs w:val="24"/>
-          <w:rtl w:val="0"/>
+          <w:rFonts w:ascii="Times New Roman" w:hAnsi="Times New Roman"/>
+          <w:i/>
+          <w:color w:val="FF4400"/>
+          <w:sz w:val="24"/>
+        </w:rPr>
+        <w:t>Священик:</w:t>
+      </w:r>
+      <w:r>
+        <w:rPr>
+          <w:rFonts w:ascii="Times New Roman" w:hAnsi="Times New Roman"/>
+          <w:sz w:val="24"/>
         </w:rPr>
         <w:t xml:space="preserve"> Слава тобі, що Світло нам показав!</w:t>
       </w:r>
@@ -16278,14 +16055,41 @@
       </w:pPr>
       <w:r>
         <w:rPr>
-          <w:rFonts w:ascii="Times New Roman" w:cs="Times New Roman" w:eastAsia="Times New Roman" w:hAnsi="Times New Roman"/>
-          <w:i w:val="1"/>
-          <w:color w:val="ff0000"/>
-          <w:sz w:val="24"/>
-          <w:szCs w:val="24"/>
-          <w:rtl w:val="0"/>
-        </w:rPr>
-        <w:t xml:space="preserve">Священик:</w:t>
+          <w:rFonts w:ascii="Times New Roman" w:hAnsi="Times New Roman"/>
+          <w:i/>
+          <w:color w:val="FF4400"/>
+          <w:sz w:val="24"/>
+        </w:rPr>
+        <w:t>Священик:</w:t>
+      </w:r>
+      <w:r>
+        <w:rPr>
+          <w:rFonts w:ascii="Times New Roman" w:hAnsi="Times New Roman"/>
+          <w:sz w:val="24"/>
+        </w:rPr>
+        <w:t xml:space="preserve"> Бо ти Бог милости, ласк і чоловіколюбности, і тобі славу віддаємо: Отцю, і Сину, і Святому Духові, нині і повсякчас, і на віки віків.</w:t>
+      </w:r>
+    </w:p>
+    <w:p>
+      <w:pPr>
+        <w:spacing w:after="120" w:lineRule="auto"/>
+        <w:jc w:val="both"/>
+        <w:rPr>
+          <w:rFonts w:ascii="Times New Roman" w:cs="Times New Roman" w:eastAsia="Times New Roman" w:hAnsi="Times New Roman"/>
+          <w:sz w:val="24"/>
+          <w:szCs w:val="24"/>
+        </w:rPr>
+      </w:pPr>
+      <w:r>
+        <w:rPr>
+          <w:rFonts w:ascii="Times New Roman" w:cs="Times New Roman" w:eastAsia="Times New Roman" w:hAnsi="Times New Roman"/>
+          <w:i w:val="1"/>
+          <w:color w:val="ff0000"/>
+          <w:sz w:val="24"/>
+          <w:szCs w:val="24"/>
+          <w:rtl w:val="0"/>
+        </w:rPr>
+        <w:t xml:space="preserve">Вірні:</w:t>
       </w:r>
       <w:r>
         <w:rPr>
@@ -16304,47 +16108,6 @@
           <w:szCs w:val="24"/>
           <w:rtl w:val="0"/>
         </w:rPr>
-        <w:t xml:space="preserve">Бо ти Бог милости, ласк і чоловіколюбности, і тобі славу віддаємо: Отцю, і Сину, і Святому Духові, нині і повсякчас, і на віки віків.</w:t>
-      </w:r>
-    </w:p>
-    <w:p>
-      <w:pPr>
-        <w:spacing w:after="120" w:lineRule="auto"/>
-        <w:jc w:val="both"/>
-        <w:rPr>
-          <w:rFonts w:ascii="Times New Roman" w:cs="Times New Roman" w:eastAsia="Times New Roman" w:hAnsi="Times New Roman"/>
-          <w:sz w:val="24"/>
-          <w:szCs w:val="24"/>
-        </w:rPr>
-      </w:pPr>
-      <w:r>
-        <w:rPr>
-          <w:rFonts w:ascii="Times New Roman" w:cs="Times New Roman" w:eastAsia="Times New Roman" w:hAnsi="Times New Roman"/>
-          <w:i w:val="1"/>
-          <w:color w:val="ff0000"/>
-          <w:sz w:val="24"/>
-          <w:szCs w:val="24"/>
-          <w:rtl w:val="0"/>
-        </w:rPr>
-        <w:t xml:space="preserve">Вірні:</w:t>
-      </w:r>
-      <w:r>
-        <w:rPr>
-          <w:rFonts w:ascii="Times New Roman" w:cs="Times New Roman" w:eastAsia="Times New Roman" w:hAnsi="Times New Roman"/>
-          <w:color w:val="ff0000"/>
-          <w:sz w:val="24"/>
-          <w:szCs w:val="24"/>
-          <w:rtl w:val="0"/>
-        </w:rPr>
-        <w:t xml:space="preserve"> </w:t>
-      </w:r>
-      <w:r>
-        <w:rPr>
-          <w:rFonts w:ascii="Times New Roman" w:cs="Times New Roman" w:eastAsia="Times New Roman" w:hAnsi="Times New Roman"/>
-          <w:sz w:val="24"/>
-          <w:szCs w:val="24"/>
-          <w:rtl w:val="0"/>
-        </w:rPr>
         <w:t xml:space="preserve">Амінь.</w:t>
       </w:r>
     </w:p>
@@ -16360,21 +16123,17 @@
       </w:pPr>
       <w:r>
         <w:rPr>
-          <w:rFonts w:ascii="Times New Roman" w:cs="Times New Roman" w:eastAsia="Times New Roman" w:hAnsi="Times New Roman"/>
-          <w:i w:val="1"/>
-          <w:color w:val="ff0000"/>
-          <w:sz w:val="24"/>
-          <w:szCs w:val="24"/>
-          <w:rtl w:val="0"/>
-        </w:rPr>
-        <w:t xml:space="preserve">Священик:</w:t>
-      </w:r>
-      <w:r>
-        <w:rPr>
-          <w:rFonts w:ascii="Times New Roman" w:cs="Times New Roman" w:eastAsia="Times New Roman" w:hAnsi="Times New Roman"/>
-          <w:sz w:val="24"/>
-          <w:szCs w:val="24"/>
-          <w:rtl w:val="0"/>
+          <w:rFonts w:ascii="Times New Roman" w:hAnsi="Times New Roman"/>
+          <w:i/>
+          <w:color w:val="FF4400"/>
+          <w:sz w:val="24"/>
+        </w:rPr>
+        <w:t>Священик:</w:t>
+      </w:r>
+      <w:r>
+        <w:rPr>
+          <w:rFonts w:ascii="Times New Roman" w:hAnsi="Times New Roman"/>
+          <w:sz w:val="24"/>
         </w:rPr>
         <w:t xml:space="preserve"> Мир всім.</w:t>
       </w:r>
@@ -17093,21 +16852,17 @@
       </w:pPr>
       <w:r>
         <w:rPr>
-          <w:rFonts w:ascii="Times New Roman" w:cs="Times New Roman" w:eastAsia="Times New Roman" w:hAnsi="Times New Roman"/>
-          <w:i w:val="1"/>
-          <w:color w:val="ff0000"/>
-          <w:sz w:val="24"/>
-          <w:szCs w:val="24"/>
-          <w:rtl w:val="0"/>
-        </w:rPr>
-        <w:t xml:space="preserve">Священик:</w:t>
-      </w:r>
-      <w:r>
-        <w:rPr>
-          <w:rFonts w:ascii="Times New Roman" w:cs="Times New Roman" w:eastAsia="Times New Roman" w:hAnsi="Times New Roman"/>
-          <w:sz w:val="24"/>
-          <w:szCs w:val="24"/>
-          <w:rtl w:val="0"/>
+          <w:rFonts w:ascii="Times New Roman" w:hAnsi="Times New Roman"/>
+          <w:i/>
+          <w:color w:val="FF4400"/>
+          <w:sz w:val="24"/>
+        </w:rPr>
+        <w:t>Священик:</w:t>
+      </w:r>
+      <w:r>
+        <w:rPr>
+          <w:rFonts w:ascii="Times New Roman" w:hAnsi="Times New Roman"/>
+          <w:sz w:val="24"/>
         </w:rPr>
         <w:t xml:space="preserve"> Бо твоє є царство, і сила, і слава, Отця, і Сина, і Святого Духа, нині і повсякчас, і на віки віків.</w:t>
       </w:r>
@@ -17670,21 +17425,17 @@
       </w:pPr>
       <w:r>
         <w:rPr>
-          <w:rFonts w:ascii="Times New Roman" w:cs="Times New Roman" w:eastAsia="Times New Roman" w:hAnsi="Times New Roman"/>
-          <w:i w:val="1"/>
-          <w:color w:val="ff0000"/>
-          <w:sz w:val="24"/>
-          <w:szCs w:val="24"/>
-          <w:rtl w:val="0"/>
-        </w:rPr>
-        <w:t xml:space="preserve">Священик:</w:t>
-      </w:r>
-      <w:r>
-        <w:rPr>
-          <w:rFonts w:ascii="Times New Roman" w:cs="Times New Roman" w:eastAsia="Times New Roman" w:hAnsi="Times New Roman"/>
-          <w:sz w:val="24"/>
-          <w:szCs w:val="24"/>
-          <w:rtl w:val="0"/>
+          <w:rFonts w:ascii="Times New Roman" w:hAnsi="Times New Roman"/>
+          <w:i/>
+          <w:color w:val="FF4400"/>
+          <w:sz w:val="24"/>
+        </w:rPr>
+        <w:t>Священик:</w:t>
+      </w:r>
+      <w:r>
+        <w:rPr>
+          <w:rFonts w:ascii="Times New Roman" w:hAnsi="Times New Roman"/>
+          <w:sz w:val="24"/>
         </w:rPr>
         <w:t xml:space="preserve"> Бо милостивий і чоловіколюбець Бог єси, і тобі славу возсилаємо, Отцю, і Сину, і Святому Духові, нині і повсякчас, і на віки віків.</w:t>
       </w:r>
@@ -17836,14 +17587,41 @@
       </w:pPr>
       <w:r>
         <w:rPr>
-          <w:rFonts w:ascii="Times New Roman" w:cs="Times New Roman" w:eastAsia="Times New Roman" w:hAnsi="Times New Roman"/>
-          <w:i w:val="1"/>
-          <w:color w:val="ff0000"/>
-          <w:sz w:val="24"/>
-          <w:szCs w:val="24"/>
-          <w:rtl w:val="0"/>
-        </w:rPr>
-        <w:t xml:space="preserve">Священик:</w:t>
+          <w:rFonts w:ascii="Times New Roman" w:hAnsi="Times New Roman"/>
+          <w:i/>
+          <w:color w:val="FF4400"/>
+          <w:sz w:val="24"/>
+        </w:rPr>
+        <w:t>Священик:</w:t>
+      </w:r>
+      <w:r>
+        <w:rPr>
+          <w:rFonts w:ascii="Times New Roman" w:hAnsi="Times New Roman"/>
+          <w:sz w:val="24"/>
+        </w:rPr>
+        <w:t xml:space="preserve"> Слава тобі, Христе Боже, надіє наша, слава тобі!</w:t>
+      </w:r>
+    </w:p>
+    <w:p>
+      <w:pPr>
+        <w:spacing w:after="120" w:lineRule="auto"/>
+        <w:jc w:val="both"/>
+        <w:rPr>
+          <w:rFonts w:ascii="Times New Roman" w:cs="Times New Roman" w:eastAsia="Times New Roman" w:hAnsi="Times New Roman"/>
+          <w:sz w:val="24"/>
+          <w:szCs w:val="24"/>
+        </w:rPr>
+      </w:pPr>
+      <w:r>
+        <w:rPr>
+          <w:rFonts w:ascii="Times New Roman" w:cs="Times New Roman" w:eastAsia="Times New Roman" w:hAnsi="Times New Roman"/>
+          <w:i w:val="1"/>
+          <w:color w:val="ff0000"/>
+          <w:sz w:val="24"/>
+          <w:szCs w:val="24"/>
+          <w:rtl w:val="0"/>
+        </w:rPr>
+        <w:t xml:space="preserve">Вірні:</w:t>
       </w:r>
       <w:r>
         <w:rPr>
@@ -17862,47 +17640,6 @@
           <w:szCs w:val="24"/>
           <w:rtl w:val="0"/>
         </w:rPr>
-        <w:t xml:space="preserve">Слава тобі, Христе Боже, надіє наша, слава тобі!</w:t>
-      </w:r>
-    </w:p>
-    <w:p>
-      <w:pPr>
-        <w:spacing w:after="120" w:lineRule="auto"/>
-        <w:jc w:val="both"/>
-        <w:rPr>
-          <w:rFonts w:ascii="Times New Roman" w:cs="Times New Roman" w:eastAsia="Times New Roman" w:hAnsi="Times New Roman"/>
-          <w:sz w:val="24"/>
-          <w:szCs w:val="24"/>
-        </w:rPr>
-      </w:pPr>
-      <w:r>
-        <w:rPr>
-          <w:rFonts w:ascii="Times New Roman" w:cs="Times New Roman" w:eastAsia="Times New Roman" w:hAnsi="Times New Roman"/>
-          <w:i w:val="1"/>
-          <w:color w:val="ff0000"/>
-          <w:sz w:val="24"/>
-          <w:szCs w:val="24"/>
-          <w:rtl w:val="0"/>
-        </w:rPr>
-        <w:t xml:space="preserve">Вірні:</w:t>
-      </w:r>
-      <w:r>
-        <w:rPr>
-          <w:rFonts w:ascii="Times New Roman" w:cs="Times New Roman" w:eastAsia="Times New Roman" w:hAnsi="Times New Roman"/>
-          <w:color w:val="ff0000"/>
-          <w:sz w:val="24"/>
-          <w:szCs w:val="24"/>
-          <w:rtl w:val="0"/>
-        </w:rPr>
-        <w:t xml:space="preserve"> </w:t>
-      </w:r>
-      <w:r>
-        <w:rPr>
-          <w:rFonts w:ascii="Times New Roman" w:cs="Times New Roman" w:eastAsia="Times New Roman" w:hAnsi="Times New Roman"/>
-          <w:sz w:val="24"/>
-          <w:szCs w:val="24"/>
-          <w:rtl w:val="0"/>
-        </w:rPr>
         <w:t xml:space="preserve">Слава Отцю і Сину, і Святому Духові, і нині і повсякчас, і на віки віків. Амінь. Господи, помилуй </w:t>
       </w:r>
       <w:r>
@@ -17937,64 +17674,37 @@
       </w:r>
     </w:p>
     <w:p>
-      <w:pPr>
-        <w:spacing w:after="120" w:lineRule="auto"/>
-        <w:jc w:val="both"/>
-        <w:rPr>
-          <w:rFonts w:ascii="Times New Roman" w:cs="Times New Roman" w:eastAsia="Times New Roman" w:hAnsi="Times New Roman"/>
-          <w:sz w:val="24"/>
-          <w:szCs w:val="24"/>
-        </w:rPr>
-      </w:pPr>
-      <w:r>
-        <w:rPr>
-          <w:rFonts w:ascii="Times New Roman" w:cs="Times New Roman" w:eastAsia="Times New Roman" w:hAnsi="Times New Roman"/>
-          <w:i w:val="1"/>
-          <w:color w:val="ff0000"/>
-          <w:sz w:val="24"/>
-          <w:szCs w:val="24"/>
-          <w:rtl w:val="0"/>
-        </w:rPr>
-        <w:t xml:space="preserve">Священик:</w:t>
-      </w:r>
-      <w:r>
-        <w:rPr>
-          <w:rFonts w:ascii="Times New Roman" w:cs="Times New Roman" w:eastAsia="Times New Roman" w:hAnsi="Times New Roman"/>
-          <w:color w:val="ff0000"/>
-          <w:sz w:val="24"/>
-          <w:szCs w:val="24"/>
-          <w:rtl w:val="0"/>
-        </w:rPr>
-        <w:t xml:space="preserve"> </w:t>
-      </w:r>
-      <w:r>
-        <w:rPr>
-          <w:rFonts w:ascii="Times New Roman" w:cs="Times New Roman" w:eastAsia="Times New Roman" w:hAnsi="Times New Roman"/>
-          <w:sz w:val="24"/>
-          <w:szCs w:val="24"/>
-          <w:rtl w:val="0"/>
-        </w:rPr>
-        <w:t xml:space="preserve">Христос, істинний Бог наш, молитвами пречистої своєї Матері, святих, славних і всехвальних апостолів, святого отця нашого Миколая, архиєпископа Мирлікійського, чудотворця, і святого (</w:t>
-      </w:r>
-      <w:r>
-        <w:rPr>
-          <w:rFonts w:ascii="Times New Roman" w:cs="Times New Roman" w:eastAsia="Times New Roman" w:hAnsi="Times New Roman"/>
-          <w:i w:val="1"/>
-          <w:color w:val="ff0000"/>
-          <w:sz w:val="24"/>
-          <w:szCs w:val="24"/>
-          <w:rtl w:val="0"/>
-        </w:rPr>
-        <w:t xml:space="preserve">ім'я, якого є храм</w:t>
-      </w:r>
-      <w:r>
-        <w:rPr>
-          <w:rFonts w:ascii="Times New Roman" w:cs="Times New Roman" w:eastAsia="Times New Roman" w:hAnsi="Times New Roman"/>
-          <w:sz w:val="24"/>
-          <w:szCs w:val="24"/>
-          <w:rtl w:val="0"/>
-        </w:rPr>
-        <w:t xml:space="preserve">), і святого …, і всіх святих, помилує і спасе нас, як благий і чоловіколюбець.</w:t>
+      <w:r>
+        <w:rPr>
+          <w:rFonts w:ascii="Times New Roman" w:hAnsi="Times New Roman"/>
+          <w:i/>
+          <w:color w:val="FF4400"/>
+          <w:sz w:val="24"/>
+        </w:rPr>
+        <w:t>Священик:</w:t>
+      </w:r>
+      <w:r>
+        <w:rPr>
+          <w:rFonts w:ascii="Times New Roman" w:hAnsi="Times New Roman"/>
+          <w:sz w:val="24"/>
+        </w:rPr>
+        <w:t xml:space="preserve"> Христос, істинний Бог наш, молитвами пречистої своєї Матері, святого отця нашого Миколая, архиєпископа, мирлікійського чудотворця, святих, славних і всехвальних апостолів, святого, </w:t>
+      </w:r>
+      <w:r>
+        <w:rPr>
+          <w:rFonts w:ascii="Times New Roman" w:hAnsi="Times New Roman"/>
+          <w:i/>
+          <w:color w:val="FF4400"/>
+          <w:sz w:val="24"/>
+        </w:rPr>
+        <w:t>якого є храм</w:t>
+      </w:r>
+      <w:r>
+        <w:rPr>
+          <w:rFonts w:ascii="Times New Roman" w:hAnsi="Times New Roman"/>
+          <w:sz w:val="24"/>
+        </w:rPr>
+        <w:t>, святих священномучеників, що були єпископами в Херсоні: Василія, Єфрема, Капітона, Євгенія, Етерія й інших, блаженного священномученика Леоніда-Леонтія Федорова і всіх святих, помилує і спасе нас, як благий і чоловіколюбець.</w:t>
       </w:r>
     </w:p>
     <w:p>
